--- a/docs/Day5/Bao_Cao_Thuc_Nghiem_Ngay_5-CloudEvo_Benchmark.docx
+++ b/docs/Day5/Bao_Cao_Thuc_Nghiem_Ngay_5-CloudEvo_Benchmark.docx
@@ -37,7 +37,7 @@
           <w:color w:val="475569"/>
           <w:sz w:val="19"/>
         </w:rPr>
-        <w:t>Khảo sát thực nghiệm tự động hóa toàn trình 4 kịch bản kiến trúc AWS qua Terraform IaC, thiết lập đường ống DevSecOps CI/CD tự động kiểm định /health và thu hồi triệt để tài nguyên (FinOps Cleanup).</w:t>
+        <w:t>Khảo sát thực nghiệm tự động hóa hạ tầng 4 kịch bản kiến trúc AWS bằng Terraform IaC (đã chạy và đo toàn trình cho Trường hợp 1), thiết lập đường ống CI/CD tự động kiểm định /health và thu hồi triệt để tài nguyên (FinOps Cleanup).</w:t>
       </w:r>
     </w:p>
     <w:tbl>
@@ -335,7 +335,7 @@
                 <w:color w:val="475569"/>
                 <w:sz w:val="16"/>
               </w:rPr>
-              <w:t>Tự động hóa 100% VPC, SG &amp; Web EC2</w:t>
+              <w:t>Tự động hóa VPC, SG &amp; Web EC2 (Trường hợp 1)</w:t>
             </w:r>
           </w:p>
         </w:tc>
@@ -433,7 +433,7 @@
                 <w:color w:val="475569"/>
                 <w:sz w:val="16"/>
               </w:rPr>
-              <w:t>Thu hồi 100% trong 45s, triệt tiêu chi phí ẩn</w:t>
+              <w:t>Thu hồi toàn bộ 21 tài nguyên Terraform tạo ra trong 45s</w:t>
             </w:r>
           </w:p>
         </w:tc>
@@ -463,7 +463,7 @@
         <w:spacing w:after="120" w:line="276" w:lineRule="auto"/>
       </w:pPr>
       <w:r>
-        <w:t>Nhằm giải quyết triệt để sự phân mảnh khi thực nghiệm thủ công từ Ngày 1 đến Ngày 4, toàn bộ kiến trúc đám mây của dự án CloudEvo được đóng gói và hợp nhất dưới dạng mã nguồn Hạ tầng (Infrastructure as Code - IaC) với HashiCorp Terraform. Thư mục terraform/ được quy hoạch gồm 7 tệp module chuẩn hóa:</w:t>
+        <w:t>Nhằm giải quyết triệt để sự phân mảnh khi thực nghiệm thủ công từ Ngày 1 đến Ngày 4, toàn bộ kiến trúc đám mây của dự án CloudEvo được đóng gói và hợp nhất dưới dạng mã nguồn Hạ tầng (Infrastructure as Code - IaC) với HashiCorp Terraform. Thư mục terraform/ được quy hoạch gồm 7 tệp cấu hình chuẩn hóa (kèm monitoring.tf tùy chọn cho CloudWatch/SNS):</w:t>
         <w:br/>
         <w:t>• variables.tf &amp; main.tf: Thiết kế tham số hóa linh hoạt qua biến scenario_case (nhận giá trị từ 1 đến 4). Tự động tra cứu AMI Ubuntu 22.04 LTS chính thức từ Canonical qua data "aws_ami", gắn nhãn quản trị tập trung (Project, Environment, ManagedBy, Candidate).</w:t>
         <w:br/>
@@ -566,7 +566,7 @@
                 <w:color w:val="0F172A"/>
                 <w:sz w:val="19"/>
               </w:rPr>
-              <w:t>📌 Đánh giá Tính Đóng Gói &amp; Tái Lập (Idempotency &amp; Reusability)</w:t>
+              <w:t>📌 Đánh giá Tính Đóng Gói &amp; Tái Lập (Reproducibility &amp; Reusability)</w:t>
               <w:br/>
             </w:r>
             <w:r>
@@ -574,7 +574,7 @@
                 <w:color w:val="334155"/>
                 <w:sz w:val="19"/>
               </w:rPr>
-              <w:t>Việc tham số hóa toàn bộ hạ tầng qua biến scenario_case kết hợp kỹ thuật điều kiện (count) giúp người kỹ sư có thể chuyển đổi linh hoạt giữa 4 kiến trúc khác nhau chỉ bằng một cờ dòng lệnh duy nhất (-var="scenario_case=X"). Toàn bộ tài nguyên phụ thuộc (Subnet, Security Group, IAM, Route Tables) được liên kết chặt chẽ qua mã khai báo, loại bỏ hoàn toàn 100% rủi ro gõ sai tham số hoặc lệch cấu hình (Configuration Drift) giữa các lần chạy.</w:t>
+              <w:t>Việc tham số hóa toàn bộ hạ tầng qua biến scenario_case kết hợp kỹ thuật điều kiện (count) giúp người kỹ sư có thể chuyển đổi linh hoạt giữa 4 kiến trúc khác nhau chỉ bằng một cờ dòng lệnh duy nhất (-var="scenario_case=X"). Toàn bộ tài nguyên phụ thuộc (Subnet, Security Group, IAM, Route Tables) được liên kết chặt chẽ qua mã khai báo, giảm đáng kể rủi ro gõ sai tham số hoặc lệch cấu hình (Configuration Drift) giữa các lần chạy.</w:t>
             </w:r>
           </w:p>
         </w:tc>
@@ -671,7 +671,7 @@
         <w:spacing w:after="120" w:line="276" w:lineRule="auto"/>
       </w:pPr>
       <w:r>
-        <w:t>Sau khi máy chủ EC2 hoàn tất nạp kịch bản User Data tự động hóa (cài đặt Docker, khởi chạy container ứng dụng và cấu hình Nginx reverse proxy), truy cập trực tiếp vào đường dẫn kiểm tra sức khỏe http://54.254.173.180/health cho phản hồi HTTP 200 trạng thái UP ngay lập tức. Cấu trúc JSON trả về xác nhận ứng dụng được khởi tạo và cấu hình hoàn toàn bởi Terraform IaC ("provisioned_by": "Terraform-IaC", Hostname: 11d0d4004004) với độ trễ xử lý 0ms.</w:t>
+        <w:t>Sau khi máy chủ EC2 hoàn tất nạp kịch bản User Data tự động hóa (cài đặt Docker, khởi chạy container ứng dụng và cấu hình Nginx reverse proxy), truy cập trực tiếp vào đường dẫn kiểm tra sức khỏe http://54.254.173.180/health cho phản hồi HTTP 200 trạng thái UP ngay lập tức. Cấu trúc JSON trả về xác nhận ứng dụng được khởi tạo và cấu hình hoàn toàn bởi Terraform IaC ("provisioned_by": "Terraform-IaC", Hostname: 11d0d4004004) với độ trễ xử lý 0ms. Lưu ý: ở phiên bản Terraform hiện tại, dịch vụ /health là một service tạm (placeholder) phục vụ kiểm định hạ tầng; ứng dụng Express/PostgreSQL đầy đủ được triển khai bằng các script trong thư mục scenarios/.</w:t>
       </w:r>
     </w:p>
     <w:p>
@@ -1070,7 +1070,7 @@
                 <w:color w:val="166534"/>
                 <w:sz w:val="17"/>
               </w:rPr>
-              <w:t>Rút ngắn 91.2%</w:t>
+              <w:t>Terraform ~91%; User Data 86.0%</w:t>
             </w:r>
           </w:p>
         </w:tc>
@@ -1193,7 +1193,7 @@
                 <w:color w:val="334155"/>
                 <w:sz w:val="17"/>
               </w:rPr>
-              <w:t>~2 phút 05s (Cả IAM + S3 + EC2)</w:t>
+              <w:t>Chưa đo (mã đã viết, chưa chạy toàn trình)</w:t>
             </w:r>
           </w:p>
         </w:tc>
@@ -1224,7 +1224,7 @@
                 <w:color w:val="166534"/>
                 <w:sz w:val="17"/>
               </w:rPr>
-              <w:t>Rút ngắn 94.0%</w:t>
+              <w:t>User Data rút ngắn 90.7%</w:t>
             </w:r>
           </w:p>
         </w:tc>
@@ -1347,7 +1347,7 @@
                 <w:color w:val="334155"/>
                 <w:sz w:val="17"/>
               </w:rPr>
-              <w:t>~2 phút 20s (Dựng song song 2 EC2)</w:t>
+              <w:t>Chưa đo (mã đã viết, chưa chạy toàn trình)</w:t>
             </w:r>
           </w:p>
         </w:tc>
@@ -1378,7 +1378,7 @@
                 <w:color w:val="166534"/>
                 <w:sz w:val="17"/>
               </w:rPr>
-              <w:t>Rút ngắn 95.3%</w:t>
+              <w:t>User Data rút ngắn 90.0%</w:t>
             </w:r>
           </w:p>
         </w:tc>
@@ -1501,7 +1501,7 @@
                 <w:color w:val="334155"/>
                 <w:sz w:val="17"/>
               </w:rPr>
-              <w:t>~9 phút 15s (100% Hands-free)</w:t>
+              <w:t>Chưa đo (mã đã viết, chưa chạy toàn trình)</w:t>
             </w:r>
           </w:p>
         </w:tc>
@@ -1532,7 +1532,7 @@
                 <w:color w:val="166534"/>
                 <w:sz w:val="17"/>
               </w:rPr>
-              <w:t>Rút ngắn 79.4%</w:t>
+              <w:t>User Data rút ngắn 75.6%</w:t>
             </w:r>
           </w:p>
         </w:tc>
@@ -1588,7 +1588,7 @@
                 <w:color w:val="334155"/>
                 <w:sz w:val="19"/>
               </w:rPr>
-              <w:t>Thực nghiệm chứng minh rõ nét sự vượt trội của Terraform IaC so với ClickOps truyền thống. Ở các kịch bản máy chủ EC2 (TH1 - TH3), thời gian bàn giao dịch vụ giảm hơn 90% (từ 20-50 phút xuống còn 1.5 - 2.5 phút). Ngay cả ở Trường hợp 4 với dịch vụ quản trị Amazon RDS phức tạp, mặc dù AWS cần ~8.5 phút để cấp phát phần cứng và tạo volume độc lập, việc ứng dụng Terraform giúp quy trình đạt 100% tự động (Zero Touch / Hands-free) — người kỹ sư không phải thực hiện hàng chục thao tác click chuột trên Console hay chờ đợi từng bước.</w:t>
+              <w:t>Terraform đã được chạy và đo toàn trình cho Trường hợp 1: ~1 phút 45s so với 20 phút làm tay (giảm ~91%). Với Trường hợp 2–4, mã Terraform đã được viết nhưng chưa được chạy và đo toàn trình, nên bảng trên chưa có số Terraform cho các trường hợp này; thay vào đó, EC2 User Data đã rút ngắn thời gian dựng thủ công 90.7% (TH2), 90.0% (TH3) và 75.6% (TH4). Ở Trường hợp 4, AWS cần ~8.5 phút để cấp phát RDS bất kể phương thức triển khai nên mức rút ngắn thấp hơn; điểm khác biệt của IaC là người kỹ sư không phải thực hiện hàng chục thao tác click chuột trên Console.</w:t>
             </w:r>
           </w:p>
         </w:tc>
@@ -1620,9 +1620,9 @@
       <w:r>
         <w:t>Để đảm bảo chất lượng mã nguồn và tính toàn vẹn của hạ tầng trước khi triển khai thực tế (Shift-Left Testing), quy trình CI/CD hoàn chỉnh được thiết lập qua GitHub Actions tại tệp .github/workflows/deploy.yml. Đường ống bao gồm 2 Jobs vận hành độc lập và chạy song song:</w:t>
         <w:br/>
-        <w:t>• Job 1 (Build Docker &amp; Verify /health Endpoint): Tự động checkout mã nguồn, thiết lập môi trường Docker Buildx, đóng gói ứng dụng CloudEvo thành Docker Image siêu nhẹ (&lt;150MB), khởi chạy container kiểm thử (Automated Smoke Test) bắn trực tiếp vào endpoint /health xác nhận mã HTTP 200 trạng thái UP, sau đó đóng gói và đẩy image lên GitHub Container Registry (GHCR).</w:t>
+        <w:t>• Job 1 (Build Docker &amp; Verify /health Endpoint): Tự động checkout mã nguồn, thiết lập môi trường Docker Buildx, đóng gói ứng dụng CloudEvo thành Docker Image (multi-stage build), khởi chạy container kiểm thử (Automated Smoke Test) bắn trực tiếp vào endpoint /health xác nhận mã HTTP 200 trạng thái UP, sau đó đóng gói và đẩy image lên GitHub Container Registry (GHCR).</w:t>
         <w:br/>
-        <w:t>• Job 2 (Terraform Format &amp; Syntax Validation): Tự động nạp công cụ HashiCorp Terraform 1.7.5, kiểm tra quy chuẩn thụt lề định dạng mã (terraform fmt -check), khởi tạo môi trường không cần backend kết nối AWS (terraform init -backend=false) và xác thực toàn diện cú pháp của toàn bộ 7 file cấu hình (terraform validate).</w:t>
+        <w:t>• Job 2 (Terraform Format &amp; Syntax Validation): Tự động nạp công cụ HashiCorp Terraform 1.7.5, kiểm tra quy chuẩn thụt lề định dạng mã (terraform fmt -check), khởi tạo môi trường không cần backend kết nối AWS (terraform init -backend=false) và xác thực toàn diện cú pháp của toàn bộ các file cấu hình (terraform validate).</w:t>
       </w:r>
     </w:p>
     <w:p>
@@ -1717,7 +1717,7 @@
                 <w:color w:val="0F172A"/>
                 <w:sz w:val="19"/>
               </w:rPr>
-              <w:t>📌 Đánh giá An toàn DevSecOps &amp; Shift-Left Testing</w:t>
+              <w:t>📌 Đánh giá Chất lượng Mã nguồn &amp; Shift-Left Testing</w:t>
               <w:br/>
             </w:r>
             <w:r>
@@ -1725,7 +1725,7 @@
                 <w:color w:val="334155"/>
                 <w:sz w:val="19"/>
               </w:rPr>
-              <w:t>Việc tích hợp đồng thời kiểm thử ứng dụng container và xác thực cú pháp Terraform trong cùng một Pipeline GitHub Actions giúp hiện thực hóa tư duy DevSecOps: mọi thay đổi mã nguồn từ lập trình viên đều được kiểm định tự động trong 55 giây trước khi được phép sáp nhập vào nhánh chính, ngăn chặn 100% rủi ro đưa mã lỗi hoặc hạ tầng sai lệch lên môi trường AWS Production.</w:t>
+              <w:t>Việc tích hợp đồng thời kiểm thử ứng dụng container và xác thực cú pháp Terraform trong cùng một Pipeline GitHub Actions giúp hiện thực hóa tư duy Shift-Left: mọi thay đổi mã nguồn từ lập trình viên đều được kiểm định tự động trong 55 giây trước khi được phép sáp nhập vào nhánh chính, giúp phát hiện sớm lỗi định dạng, lỗi cú pháp và lỗi khởi chạy ứng dụng. Pipeline hiện chưa có bước quét lỗ hổng bảo mật (ví dụ Trivy); đây là bước nâng cấp tiếp theo.</w:t>
             </w:r>
           </w:p>
         </w:tc>
@@ -1757,7 +1757,7 @@
       <w:r>
         <w:t>Một trong những rủi ro tài chính phổ biến nhất trong điện toán đám mây là chi phí phát sinh từ các 'tài nguyên mồ côi' (Zombie Resources) bị bỏ quên sau các buổi kiểm thử thủ công (chẳng hạn: địa chỉ Public IPv4 tĩnh $0.005/giờ, khối ổ đĩa EBS Volume chưa giải phóng, hoặc bản snapshot S3 rải rác). Dưới góc độ quản trị FinOps, Terraform giải quyết triệt để vấn đề này:</w:t>
         <w:br/>
-        <w:t>• Thu hồi 100% tài nguyên bằng một câu lệnh: Lệnh terraform destroy -auto-approve tự động truy vết biểu đồ phụ thuộc ngược (Reverse Dependency Graph) để xóa sạch toàn bộ 21 tài nguyên AWS trong vòng 45 giây.</w:t>
+        <w:t>• Thu hồi toàn bộ tài nguyên do Terraform quản lý bằng một câu lệnh: Lệnh terraform destroy -auto-approve tự động truy vết biểu đồ phụ thuộc ngược (Reverse Dependency Graph) để xóa sạch toàn bộ 21 tài nguyên AWS trong vòng 45 giây. Lưu ý: Terraform chỉ xóa những gì nó tạo ra; các tài nguyên dựng tay ở Ngày 1–4 (EC2, RDS, snapshot, Elastic IP, bucket thử nghiệm) được xóa riêng sau khi lấy xong log.</w:t>
         <w:br/>
         <w:t>• Chi tiết các tài nguyên được giải phóng: Máy chủ EC2, các nhóm bảo mật (cloudevo-web-sg, cloudevo-db-sg), IAM Role &amp; Policy, toàn bộ 4 Subnets trên 2 AZs, các bảng định tuyến Route Tables, Internet Gateway (cloudevo-igw) và mạng chính cloudevo-vpc (vpc-0b501be8f24024987).</w:t>
       </w:r>
@@ -1814,7 +1814,7 @@
           <w:color w:val="475569"/>
           <w:sz w:val="18"/>
         </w:rPr>
-        <w:t>Hình 5: Lệnh terraform destroy tự động thu hồi triệt để 21 tài nguyên AWS trong 45 giây, ngăn chặn 100% chi phí rò rỉ ngoài giờ kiểm thử.</w:t>
+        <w:t>Hình 5: Lệnh terraform destroy tự động thu hồi triệt để 21 tài nguyên AWS trong 45 giây, giúp tránh chi phí rò rỉ từ các tài nguyên do Terraform quản lý sau giờ kiểm thử.</w:t>
       </w:r>
     </w:p>
     <w:tbl>
@@ -2010,7 +2010,7 @@
                 <w:color w:val="334155"/>
                 <w:sz w:val="17"/>
               </w:rPr>
-              <w:t>$7.59 / tháng</w:t>
+              <w:t>$9.64 / tháng</w:t>
             </w:r>
           </w:p>
         </w:tc>
@@ -2381,7 +2381,7 @@
                 <w:color w:val="2563EB"/>
                 <w:sz w:val="17"/>
               </w:rPr>
-              <w:t>~$13.16 / tháng</w:t>
+              <w:t>~$15.21 / tháng</w:t>
             </w:r>
           </w:p>
         </w:tc>
